--- a/docs/abnt-docx/roadmap-abnt.docx
+++ b/docs/abnt-docx/roadmap-abnt.docx
@@ -229,7 +229,7 @@
           <w:rFonts w:ascii="Times New Roman" w:hAnsi="Times New Roman"/>
           <w:sz w:val="20"/>
         </w:rPr>
-        <w:t>Professor: Bruno Baruffi.</w:t>
+        <w:t>Professor: Bruno Baruffi Esteves.</w:t>
       </w:r>
     </w:p>
     <w:p/>

--- a/docs/abnt-docx/roadmap-abnt.docx
+++ b/docs/abnt-docx/roadmap-abnt.docx
@@ -213,6 +213,7 @@
       <w:r>
         <w:rPr>
           <w:rFonts w:ascii="Times New Roman" w:hAnsi="Times New Roman"/>
+          <w:b w:val="0"/>
           <w:sz w:val="20"/>
         </w:rPr>
         <w:t>Trabalho acadêmico apresentado à disciplina Trabalho de Graduação 1 do curso de Análise e Desenvolvimento de Sistemas da FATEC PG, como parte das atividades de desenvolvimento e documentação do projeto MedAgenda.</w:t>
@@ -227,6 +228,7 @@
       <w:r>
         <w:rPr>
           <w:rFonts w:ascii="Times New Roman" w:hAnsi="Times New Roman"/>
+          <w:b w:val="0"/>
           <w:sz w:val="20"/>
         </w:rPr>
         <w:t>Professor: Bruno Baruffi Esteves.</w:t>
@@ -274,6 +276,107 @@
     </w:p>
     <w:p>
       <w:pPr>
+        <w:spacing w:line="360" w:lineRule="auto" w:after="0"/>
+        <w:jc w:val="center"/>
+      </w:pPr>
+      <w:r>
+        <w:rPr>
+          <w:rFonts w:ascii="Times New Roman" w:hAnsi="Times New Roman"/>
+          <w:b/>
+          <w:sz w:val="24"/>
+        </w:rPr>
+        <w:t>RESUMO</w:t>
+      </w:r>
+    </w:p>
+    <w:p/>
+    <w:p>
+      <w:pPr>
+        <w:spacing w:line="360" w:lineRule="auto" w:after="0"/>
+        <w:ind w:firstLine="709"/>
+        <w:jc w:val="both"/>
+      </w:pPr>
+      <w:r>
+        <w:rPr>
+          <w:rFonts w:ascii="Times New Roman" w:hAnsi="Times New Roman"/>
+          <w:b w:val="0"/>
+          <w:sz w:val="24"/>
+        </w:rPr>
+        <w:t>Este documento organiza a evolução planejada do MedAgenda, destacando funcionalidades implementadas, próximas etapas, riscos e melhorias previstas para continuidade do projeto.</w:t>
+      </w:r>
+    </w:p>
+    <w:p/>
+    <w:p>
+      <w:pPr>
+        <w:spacing w:line="360" w:lineRule="auto"/>
+        <w:jc w:val="both"/>
+      </w:pPr>
+      <w:r>
+        <w:rPr>
+          <w:rFonts w:ascii="Times New Roman" w:hAnsi="Times New Roman"/>
+          <w:b w:val="0"/>
+          <w:sz w:val="24"/>
+        </w:rPr>
+        <w:t>Palavras-chave: MedAgenda. Agenda médica. Pacientes. Sistema web. Requisitos.</w:t>
+      </w:r>
+    </w:p>
+    <w:p>
+      <w:r>
+        <w:br w:type="page"/>
+      </w:r>
+    </w:p>
+    <w:p>
+      <w:pPr>
+        <w:spacing w:line="360" w:lineRule="auto" w:after="0"/>
+        <w:jc w:val="center"/>
+      </w:pPr>
+      <w:r>
+        <w:rPr>
+          <w:rFonts w:ascii="Times New Roman" w:hAnsi="Times New Roman"/>
+          <w:b/>
+          <w:sz w:val="24"/>
+        </w:rPr>
+        <w:t>ABSTRACT</w:t>
+      </w:r>
+    </w:p>
+    <w:p/>
+    <w:p>
+      <w:pPr>
+        <w:spacing w:line="360" w:lineRule="auto" w:after="0"/>
+        <w:ind w:firstLine="709"/>
+        <w:jc w:val="both"/>
+      </w:pPr>
+      <w:r>
+        <w:rPr>
+          <w:rFonts w:ascii="Times New Roman" w:hAnsi="Times New Roman"/>
+          <w:b w:val="0"/>
+          <w:sz w:val="24"/>
+        </w:rPr>
+        <w:t>This document organizes a evolução planejada do MedAgenda, destacando funcionalidades implementadas, próximas etapas, riscos e melhorias previstas para continuidade do projeto.</w:t>
+      </w:r>
+    </w:p>
+    <w:p/>
+    <w:p>
+      <w:pPr>
+        <w:spacing w:line="360" w:lineRule="auto"/>
+        <w:jc w:val="both"/>
+      </w:pPr>
+      <w:r>
+        <w:rPr>
+          <w:rFonts w:ascii="Times New Roman" w:hAnsi="Times New Roman"/>
+          <w:b w:val="0"/>
+          <w:sz w:val="24"/>
+        </w:rPr>
+        <w:t>Keywords: MedAgenda. Medical schedule. Patients. Web system. Requirements.</w:t>
+      </w:r>
+    </w:p>
+    <w:p>
+      <w:r>
+        <w:br w:type="page"/>
+      </w:r>
+    </w:p>
+    <w:p>
+      <w:pPr>
+        <w:spacing w:line="360" w:lineRule="auto" w:after="0"/>
         <w:jc w:val="center"/>
       </w:pPr>
       <w:r>
@@ -287,159 +390,12 @@
     </w:p>
     <w:p/>
     <w:p>
-      <w:pPr>
-        <w:spacing w:line="360" w:lineRule="auto"/>
-        <w:ind w:left="425"/>
-      </w:pPr>
       <w:r>
-        <w:rPr>
-          <w:rFonts w:ascii="Times New Roman" w:hAnsi="Times New Roman"/>
-          <w:sz w:val="24"/>
-        </w:rPr>
-        <w:t>1. Objetivo</w:t>
-      </w:r>
-    </w:p>
-    <w:p>
-      <w:pPr>
-        <w:spacing w:line="360" w:lineRule="auto"/>
-        <w:ind w:left="425"/>
-      </w:pPr>
-      <w:r>
-        <w:rPr>
-          <w:rFonts w:ascii="Times New Roman" w:hAnsi="Times New Roman"/>
-          <w:sz w:val="24"/>
-        </w:rPr>
-        <w:t>2. Etapa atual</w:t>
-      </w:r>
-    </w:p>
-    <w:p>
-      <w:pPr>
-        <w:spacing w:line="360" w:lineRule="auto"/>
-        <w:ind w:left="425"/>
-      </w:pPr>
-      <w:r>
-        <w:rPr>
-          <w:rFonts w:ascii="Times New Roman" w:hAnsi="Times New Roman"/>
-          <w:sz w:val="24"/>
-        </w:rPr>
-        <w:t>3. Próxima etapa recomendada</w:t>
-      </w:r>
-    </w:p>
-    <w:p>
-      <w:pPr>
-        <w:spacing w:line="360" w:lineRule="auto"/>
-        <w:ind w:left="425"/>
-      </w:pPr>
-      <w:r>
-        <w:rPr>
-          <w:rFonts w:ascii="Times New Roman" w:hAnsi="Times New Roman"/>
-          <w:sz w:val="24"/>
-        </w:rPr>
-        <w:t>4. Etapas futuras</w:t>
-      </w:r>
-    </w:p>
-    <w:p>
-      <w:pPr>
-        <w:spacing w:line="360" w:lineRule="auto"/>
-        <w:ind w:left="425"/>
-      </w:pPr>
-      <w:r>
-        <w:rPr>
-          <w:rFonts w:ascii="Times New Roman" w:hAnsi="Times New Roman"/>
-          <w:sz w:val="24"/>
-        </w:rPr>
-        <w:t>4.1 Profissionais de saúde</w:t>
-      </w:r>
-    </w:p>
-    <w:p>
-      <w:pPr>
-        <w:spacing w:line="360" w:lineRule="auto"/>
-        <w:ind w:left="425"/>
-      </w:pPr>
-      <w:r>
-        <w:rPr>
-          <w:rFonts w:ascii="Times New Roman" w:hAnsi="Times New Roman"/>
-          <w:sz w:val="24"/>
-        </w:rPr>
-        <w:t>4.2 Dashboard real</w:t>
-      </w:r>
-    </w:p>
-    <w:p>
-      <w:pPr>
-        <w:spacing w:line="360" w:lineRule="auto"/>
-        <w:ind w:left="425"/>
-      </w:pPr>
-      <w:r>
-        <w:rPr>
-          <w:rFonts w:ascii="Times New Roman" w:hAnsi="Times New Roman"/>
-          <w:sz w:val="24"/>
-        </w:rPr>
-        <w:t>4.3 Chatbot integrado</w:t>
-      </w:r>
-    </w:p>
-    <w:p>
-      <w:pPr>
-        <w:spacing w:line="360" w:lineRule="auto"/>
-        <w:ind w:left="425"/>
-      </w:pPr>
-      <w:r>
-        <w:rPr>
-          <w:rFonts w:ascii="Times New Roman" w:hAnsi="Times New Roman"/>
-          <w:sz w:val="24"/>
-        </w:rPr>
-        <w:t>4.4 Segurança e permissões</w:t>
-      </w:r>
-    </w:p>
-    <w:p>
-      <w:pPr>
-        <w:spacing w:line="360" w:lineRule="auto"/>
-        <w:ind w:left="425"/>
-      </w:pPr>
-      <w:r>
-        <w:rPr>
-          <w:rFonts w:ascii="Times New Roman" w:hAnsi="Times New Roman"/>
-          <w:sz w:val="24"/>
-        </w:rPr>
-        <w:t>4.5 Qualidade</w:t>
-      </w:r>
-    </w:p>
-    <w:p>
-      <w:pPr>
-        <w:spacing w:line="360" w:lineRule="auto"/>
-        <w:ind w:left="425"/>
-      </w:pPr>
-      <w:r>
-        <w:rPr>
-          <w:rFonts w:ascii="Times New Roman" w:hAnsi="Times New Roman"/>
-          <w:sz w:val="24"/>
-        </w:rPr>
-        <w:t>4.6 Deploy</w:t>
-      </w:r>
-    </w:p>
-    <w:p>
-      <w:pPr>
-        <w:spacing w:line="360" w:lineRule="auto"/>
-        <w:ind w:left="425"/>
-      </w:pPr>
-      <w:r>
-        <w:rPr>
-          <w:rFonts w:ascii="Times New Roman" w:hAnsi="Times New Roman"/>
-          <w:sz w:val="24"/>
-        </w:rPr>
-        <w:t>5. Critérios para apresentação acadêmica</w:t>
-      </w:r>
-    </w:p>
-    <w:p>
-      <w:pPr>
-        <w:spacing w:line="360" w:lineRule="auto"/>
-        <w:ind w:left="425"/>
-      </w:pPr>
-      <w:r>
-        <w:rPr>
-          <w:rFonts w:ascii="Times New Roman" w:hAnsi="Times New Roman"/>
-          <w:sz w:val="24"/>
-        </w:rPr>
-        <w:t>6. Riscos e mitigação</w:t>
+        <w:fldChar w:fldCharType="begin"/>
+        <w:instrText xml:space="preserve">TOC \o "1-3" \h \z \u</w:instrText>
+        <w:fldChar w:fldCharType="separate"/>
+        <w:t>Clique com o botão direito e selecione "Atualizar campo" para gerar o sumário.</w:t>
+        <w:fldChar w:fldCharType="end"/>
       </w:r>
     </w:p>
     <w:p>
@@ -449,7 +405,18 @@
     </w:p>
     <w:p>
       <w:pPr>
-        <w:spacing w:before="240" w:after="120" w:line="360" w:lineRule="auto"/>
+        <w:sectPr>
+          <w:headerReference w:type="default" r:id="rId9"/>
+          <w:pgSz w:w="12240" w:h="15840"/>
+          <w:pgMar w:top="1701" w:right="1134" w:bottom="1134" w:left="1701" w:header="720" w:footer="720" w:gutter="0"/>
+          <w:cols w:space="720"/>
+          <w:docGrid w:linePitch="360"/>
+        </w:sectPr>
+      </w:pPr>
+    </w:p>
+    <w:p>
+      <w:pPr>
+        <w:pStyle w:val="Heading1"/>
         <w:jc w:val="left"/>
       </w:pPr>
       <w:r>
@@ -458,21 +425,7 @@
           <w:b/>
           <w:sz w:val="24"/>
         </w:rPr>
-        <w:t>ROADMAP DE EVOLUÇÃO - MEDAGENDA</w:t>
-      </w:r>
-    </w:p>
-    <w:p>
-      <w:pPr>
-        <w:spacing w:before="240" w:after="120" w:line="360" w:lineRule="auto"/>
-        <w:jc w:val="left"/>
-      </w:pPr>
-      <w:r>
-        <w:rPr>
-          <w:rFonts w:ascii="Times New Roman" w:hAnsi="Times New Roman"/>
-          <w:b/>
-          <w:sz w:val="24"/>
-        </w:rPr>
-        <w:t>1. OBJETIVO</w:t>
+        <w:t>1 OBJETIVO</w:t>
       </w:r>
     </w:p>
     <w:p>
@@ -484,6 +437,7 @@
       <w:r>
         <w:rPr>
           <w:rFonts w:ascii="Times New Roman" w:hAnsi="Times New Roman"/>
+          <w:b w:val="0"/>
           <w:sz w:val="24"/>
         </w:rPr>
         <w:t>Este documento organiza os próximos passos do MedAgenda em etapas incrementais,</w:t>
@@ -498,6 +452,7 @@
       <w:r>
         <w:rPr>
           <w:rFonts w:ascii="Times New Roman" w:hAnsi="Times New Roman"/>
+          <w:b w:val="0"/>
           <w:sz w:val="24"/>
         </w:rPr>
         <w:t>permitindo demonstrar evolução contínua do projeto.</w:t>
@@ -505,7 +460,7 @@
     </w:p>
     <w:p>
       <w:pPr>
-        <w:spacing w:before="240" w:after="120" w:line="360" w:lineRule="auto"/>
+        <w:pStyle w:val="Heading1"/>
         <w:jc w:val="left"/>
       </w:pPr>
       <w:r>
@@ -514,7 +469,7 @@
           <w:b/>
           <w:sz w:val="24"/>
         </w:rPr>
-        <w:t>2. ETAPA ATUAL</w:t>
+        <w:t>2 ETAPA ATUAL</w:t>
       </w:r>
     </w:p>
     <w:p>
@@ -526,6 +481,7 @@
       <w:r>
         <w:rPr>
           <w:rFonts w:ascii="Times New Roman" w:hAnsi="Times New Roman"/>
+          <w:b w:val="0"/>
           <w:sz w:val="24"/>
         </w:rPr>
         <w:t>Funcionalidades já implementadas:</w:t>
@@ -539,6 +495,7 @@
       <w:r>
         <w:rPr>
           <w:rFonts w:ascii="Times New Roman" w:hAnsi="Times New Roman"/>
+          <w:b w:val="0"/>
           <w:sz w:val="24"/>
         </w:rPr>
         <w:t>frontend navegável;</w:t>
@@ -552,6 +509,7 @@
       <w:r>
         <w:rPr>
           <w:rFonts w:ascii="Times New Roman" w:hAnsi="Times New Roman"/>
+          <w:b w:val="0"/>
           <w:sz w:val="24"/>
         </w:rPr>
         <w:t>autenticação real com JWT;</w:t>
@@ -565,6 +523,7 @@
       <w:r>
         <w:rPr>
           <w:rFonts w:ascii="Times New Roman" w:hAnsi="Times New Roman"/>
+          <w:b w:val="0"/>
           <w:sz w:val="24"/>
         </w:rPr>
         <w:t>proteção de rotas internas;</w:t>
@@ -578,6 +537,7 @@
       <w:r>
         <w:rPr>
           <w:rFonts w:ascii="Times New Roman" w:hAnsi="Times New Roman"/>
+          <w:b w:val="0"/>
           <w:sz w:val="24"/>
         </w:rPr>
         <w:t>listagem real de pacientes;</w:t>
@@ -591,6 +551,7 @@
       <w:r>
         <w:rPr>
           <w:rFonts w:ascii="Times New Roman" w:hAnsi="Times New Roman"/>
+          <w:b w:val="0"/>
           <w:sz w:val="24"/>
         </w:rPr>
         <w:t>cadastro real de pacientes;</w:t>
@@ -604,6 +565,7 @@
       <w:r>
         <w:rPr>
           <w:rFonts w:ascii="Times New Roman" w:hAnsi="Times New Roman"/>
+          <w:b w:val="0"/>
           <w:sz w:val="24"/>
         </w:rPr>
         <w:t>visualização de pacientes;</w:t>
@@ -617,6 +579,7 @@
       <w:r>
         <w:rPr>
           <w:rFonts w:ascii="Times New Roman" w:hAnsi="Times New Roman"/>
+          <w:b w:val="0"/>
           <w:sz w:val="24"/>
         </w:rPr>
         <w:t>edição real de pacientes;</w:t>
@@ -630,6 +593,7 @@
       <w:r>
         <w:rPr>
           <w:rFonts w:ascii="Times New Roman" w:hAnsi="Times New Roman"/>
+          <w:b w:val="0"/>
           <w:sz w:val="24"/>
         </w:rPr>
         <w:t>validação de CPF;</w:t>
@@ -643,6 +607,7 @@
       <w:r>
         <w:rPr>
           <w:rFonts w:ascii="Times New Roman" w:hAnsi="Times New Roman"/>
+          <w:b w:val="0"/>
           <w:sz w:val="24"/>
         </w:rPr>
         <w:t>bloqueio de CPF duplicado;</w:t>
@@ -656,6 +621,7 @@
       <w:r>
         <w:rPr>
           <w:rFonts w:ascii="Times New Roman" w:hAnsi="Times New Roman"/>
+          <w:b w:val="0"/>
           <w:sz w:val="24"/>
         </w:rPr>
         <w:t>bloqueio de data de nascimento futura;</w:t>
@@ -669,6 +635,7 @@
       <w:r>
         <w:rPr>
           <w:rFonts w:ascii="Times New Roman" w:hAnsi="Times New Roman"/>
+          <w:b w:val="0"/>
           <w:sz w:val="24"/>
         </w:rPr>
         <w:t>PostgreSQL local com Docker Compose;</w:t>
@@ -682,6 +649,7 @@
       <w:r>
         <w:rPr>
           <w:rFonts w:ascii="Times New Roman" w:hAnsi="Times New Roman"/>
+          <w:b w:val="0"/>
           <w:sz w:val="24"/>
         </w:rPr>
         <w:t>Maven Wrapper;</w:t>
@@ -695,6 +663,7 @@
       <w:r>
         <w:rPr>
           <w:rFonts w:ascii="Times New Roman" w:hAnsi="Times New Roman"/>
+          <w:b w:val="0"/>
           <w:sz w:val="24"/>
         </w:rPr>
         <w:t>seed de dados para demonstração.</w:t>
@@ -702,7 +671,7 @@
     </w:p>
     <w:p>
       <w:pPr>
-        <w:spacing w:before="240" w:after="120" w:line="360" w:lineRule="auto"/>
+        <w:pStyle w:val="Heading1"/>
         <w:jc w:val="left"/>
       </w:pPr>
       <w:r>
@@ -711,12 +680,12 @@
           <w:b/>
           <w:sz w:val="24"/>
         </w:rPr>
-        <w:t>3. PRÓXIMA ETAPA RECOMENDADA</w:t>
+        <w:t>3 PRÓXIMA ETAPA RECOMENDADA</w:t>
       </w:r>
     </w:p>
     <w:p>
       <w:pPr>
-        <w:spacing w:before="240" w:after="120" w:line="360" w:lineRule="auto"/>
+        <w:pStyle w:val="Heading2"/>
         <w:jc w:val="left"/>
       </w:pPr>
       <w:r>
@@ -725,7 +694,7 @@
           <w:b/>
           <w:sz w:val="24"/>
         </w:rPr>
-        <w:t>Integração da agenda com o backend</w:t>
+        <w:t>3.1 Integração da agenda com o backend</w:t>
       </w:r>
     </w:p>
     <w:p>
@@ -737,6 +706,7 @@
       <w:r>
         <w:rPr>
           <w:rFonts w:ascii="Times New Roman" w:hAnsi="Times New Roman"/>
+          <w:b w:val="0"/>
           <w:sz w:val="24"/>
         </w:rPr>
         <w:t>Objetivo:</w:t>
@@ -750,6 +720,7 @@
       <w:r>
         <w:rPr>
           <w:rFonts w:ascii="Times New Roman" w:hAnsi="Times New Roman"/>
+          <w:b w:val="0"/>
           <w:sz w:val="24"/>
         </w:rPr>
         <w:t>listar consultas reais em /agenda;</w:t>
@@ -763,6 +734,7 @@
       <w:r>
         <w:rPr>
           <w:rFonts w:ascii="Times New Roman" w:hAnsi="Times New Roman"/>
+          <w:b w:val="0"/>
           <w:sz w:val="24"/>
         </w:rPr>
         <w:t>criar consulta pela interface;</w:t>
@@ -776,6 +748,7 @@
       <w:r>
         <w:rPr>
           <w:rFonts w:ascii="Times New Roman" w:hAnsi="Times New Roman"/>
+          <w:b w:val="0"/>
           <w:sz w:val="24"/>
         </w:rPr>
         <w:t>relacionar consulta com paciente e profissional;</w:t>
@@ -789,6 +762,7 @@
       <w:r>
         <w:rPr>
           <w:rFonts w:ascii="Times New Roman" w:hAnsi="Times New Roman"/>
+          <w:b w:val="0"/>
           <w:sz w:val="24"/>
         </w:rPr>
         <w:t>impedir conflito de horário para o mesmo profissional.</w:t>
@@ -803,6 +777,7 @@
       <w:r>
         <w:rPr>
           <w:rFonts w:ascii="Times New Roman" w:hAnsi="Times New Roman"/>
+          <w:b w:val="0"/>
           <w:sz w:val="24"/>
         </w:rPr>
         <w:t>Endpoints envolvidos:</w:t>
@@ -812,6 +787,7 @@
       <w:pPr>
         <w:spacing w:line="240" w:lineRule="auto"/>
         <w:ind w:left="567"/>
+        <w:jc w:val="left"/>
       </w:pPr>
       <w:r>
         <w:rPr>
@@ -825,6 +801,7 @@
       <w:pPr>
         <w:spacing w:line="240" w:lineRule="auto"/>
         <w:ind w:left="567"/>
+        <w:jc w:val="left"/>
       </w:pPr>
       <w:r>
         <w:rPr>
@@ -844,6 +821,7 @@
       <w:r>
         <w:rPr>
           <w:rFonts w:ascii="Times New Roman" w:hAnsi="Times New Roman"/>
+          <w:b w:val="0"/>
           <w:sz w:val="24"/>
         </w:rPr>
         <w:t>Possíveis melhorias no backend:</w:t>
@@ -857,6 +835,7 @@
       <w:r>
         <w:rPr>
           <w:rFonts w:ascii="Times New Roman" w:hAnsi="Times New Roman"/>
+          <w:b w:val="0"/>
           <w:sz w:val="24"/>
         </w:rPr>
         <w:t>filtro por data;</w:t>
@@ -870,6 +849,7 @@
       <w:r>
         <w:rPr>
           <w:rFonts w:ascii="Times New Roman" w:hAnsi="Times New Roman"/>
+          <w:b w:val="0"/>
           <w:sz w:val="24"/>
         </w:rPr>
         <w:t>filtro por profissional;</w:t>
@@ -883,6 +863,7 @@
       <w:r>
         <w:rPr>
           <w:rFonts w:ascii="Times New Roman" w:hAnsi="Times New Roman"/>
+          <w:b w:val="0"/>
           <w:sz w:val="24"/>
         </w:rPr>
         <w:t>validação de conflito de horários;</w:t>
@@ -896,6 +877,7 @@
       <w:r>
         <w:rPr>
           <w:rFonts w:ascii="Times New Roman" w:hAnsi="Times New Roman"/>
+          <w:b w:val="0"/>
           <w:sz w:val="24"/>
         </w:rPr>
         <w:t>alteração de status de consulta.</w:t>
@@ -903,7 +885,7 @@
     </w:p>
     <w:p>
       <w:pPr>
-        <w:spacing w:before="240" w:after="120" w:line="360" w:lineRule="auto"/>
+        <w:pStyle w:val="Heading1"/>
         <w:jc w:val="left"/>
       </w:pPr>
       <w:r>
@@ -912,12 +894,12 @@
           <w:b/>
           <w:sz w:val="24"/>
         </w:rPr>
-        <w:t>4. ETAPAS FUTURAS</w:t>
+        <w:t>4 ETAPAS FUTURAS</w:t>
       </w:r>
     </w:p>
     <w:p>
       <w:pPr>
-        <w:spacing w:before="240" w:after="120" w:line="360" w:lineRule="auto"/>
+        <w:pStyle w:val="Heading1"/>
         <w:jc w:val="left"/>
       </w:pPr>
       <w:r>
@@ -926,7 +908,7 @@
           <w:b/>
           <w:sz w:val="24"/>
         </w:rPr>
-        <w:t>4.1 PROFISSIONAIS DE SAÚDE</w:t>
+        <w:t>5 PROFISSIONAIS DE SAÚDE</w:t>
       </w:r>
     </w:p>
     <w:p>
@@ -937,6 +919,7 @@
       <w:r>
         <w:rPr>
           <w:rFonts w:ascii="Times New Roman" w:hAnsi="Times New Roman"/>
+          <w:b w:val="0"/>
           <w:sz w:val="24"/>
         </w:rPr>
         <w:t>Tela de listagem de profissionais.</w:t>
@@ -950,6 +933,7 @@
       <w:r>
         <w:rPr>
           <w:rFonts w:ascii="Times New Roman" w:hAnsi="Times New Roman"/>
+          <w:b w:val="0"/>
           <w:sz w:val="24"/>
         </w:rPr>
         <w:t>Cadastro de profissional.</w:t>
@@ -963,6 +947,7 @@
       <w:r>
         <w:rPr>
           <w:rFonts w:ascii="Times New Roman" w:hAnsi="Times New Roman"/>
+          <w:b w:val="0"/>
           <w:sz w:val="24"/>
         </w:rPr>
         <w:t>Edição de profissional.</w:t>
@@ -976,6 +961,7 @@
       <w:r>
         <w:rPr>
           <w:rFonts w:ascii="Times New Roman" w:hAnsi="Times New Roman"/>
+          <w:b w:val="0"/>
           <w:sz w:val="24"/>
         </w:rPr>
         <w:t>Validação de registro de conselho único.</w:t>
@@ -983,7 +969,7 @@
     </w:p>
     <w:p>
       <w:pPr>
-        <w:spacing w:before="240" w:after="120" w:line="360" w:lineRule="auto"/>
+        <w:pStyle w:val="Heading1"/>
         <w:jc w:val="left"/>
       </w:pPr>
       <w:r>
@@ -992,7 +978,7 @@
           <w:b/>
           <w:sz w:val="24"/>
         </w:rPr>
-        <w:t>4.2 DASHBOARD REAL</w:t>
+        <w:t>6 DASHBOARD REAL</w:t>
       </w:r>
     </w:p>
     <w:p>
@@ -1003,6 +989,7 @@
       <w:r>
         <w:rPr>
           <w:rFonts w:ascii="Times New Roman" w:hAnsi="Times New Roman"/>
+          <w:b w:val="0"/>
           <w:sz w:val="24"/>
         </w:rPr>
         <w:t>Total de consultas do dia vindo do backend.</w:t>
@@ -1016,6 +1003,7 @@
       <w:r>
         <w:rPr>
           <w:rFonts w:ascii="Times New Roman" w:hAnsi="Times New Roman"/>
+          <w:b w:val="0"/>
           <w:sz w:val="24"/>
         </w:rPr>
         <w:t>Total de pacientes cadastrados.</w:t>
@@ -1029,6 +1017,7 @@
       <w:r>
         <w:rPr>
           <w:rFonts w:ascii="Times New Roman" w:hAnsi="Times New Roman"/>
+          <w:b w:val="0"/>
           <w:sz w:val="24"/>
         </w:rPr>
         <w:t>Consultas pendentes/confirmadas.</w:t>
@@ -1042,6 +1031,7 @@
       <w:r>
         <w:rPr>
           <w:rFonts w:ascii="Times New Roman" w:hAnsi="Times New Roman"/>
+          <w:b w:val="0"/>
           <w:sz w:val="24"/>
         </w:rPr>
         <w:t>Próximas consultas.</w:t>
@@ -1049,7 +1039,7 @@
     </w:p>
     <w:p>
       <w:pPr>
-        <w:spacing w:before="240" w:after="120" w:line="360" w:lineRule="auto"/>
+        <w:pStyle w:val="Heading1"/>
         <w:jc w:val="left"/>
       </w:pPr>
       <w:r>
@@ -1058,7 +1048,7 @@
           <w:b/>
           <w:sz w:val="24"/>
         </w:rPr>
-        <w:t>4.3 CHATBOT INTEGRADO</w:t>
+        <w:t>7 CHATBOT INTEGRADO</w:t>
       </w:r>
     </w:p>
     <w:p>
@@ -1069,6 +1059,7 @@
       <w:r>
         <w:rPr>
           <w:rFonts w:ascii="Times New Roman" w:hAnsi="Times New Roman"/>
+          <w:b w:val="0"/>
           <w:sz w:val="24"/>
         </w:rPr>
         <w:t>Fluxo guiado para selecionar especialidade.</w:t>
@@ -1082,6 +1073,7 @@
       <w:r>
         <w:rPr>
           <w:rFonts w:ascii="Times New Roman" w:hAnsi="Times New Roman"/>
+          <w:b w:val="0"/>
           <w:sz w:val="24"/>
         </w:rPr>
         <w:t>Escolha de paciente ou identificação inicial.</w:t>
@@ -1095,6 +1087,7 @@
       <w:r>
         <w:rPr>
           <w:rFonts w:ascii="Times New Roman" w:hAnsi="Times New Roman"/>
+          <w:b w:val="0"/>
           <w:sz w:val="24"/>
         </w:rPr>
         <w:t>Sugestão de horários disponíveis.</w:t>
@@ -1108,6 +1101,7 @@
       <w:r>
         <w:rPr>
           <w:rFonts w:ascii="Times New Roman" w:hAnsi="Times New Roman"/>
+          <w:b w:val="0"/>
           <w:sz w:val="24"/>
         </w:rPr>
         <w:t>Criação real de consulta no backend.</w:t>
@@ -1115,7 +1109,7 @@
     </w:p>
     <w:p>
       <w:pPr>
-        <w:spacing w:before="240" w:after="120" w:line="360" w:lineRule="auto"/>
+        <w:pStyle w:val="Heading1"/>
         <w:jc w:val="left"/>
       </w:pPr>
       <w:r>
@@ -1124,7 +1118,7 @@
           <w:b/>
           <w:sz w:val="24"/>
         </w:rPr>
-        <w:t>4.4 SEGURANÇA E PERMISSÕES</w:t>
+        <w:t>8 SEGURANÇA E PERMISSÕES</w:t>
       </w:r>
     </w:p>
     <w:p>
@@ -1135,6 +1129,7 @@
       <w:r>
         <w:rPr>
           <w:rFonts w:ascii="Times New Roman" w:hAnsi="Times New Roman"/>
+          <w:b w:val="0"/>
           <w:sz w:val="24"/>
         </w:rPr>
         <w:t>Diferenciar permissões entre ADMIN, PROFISSIONAL e RECEPCAO.</w:t>
@@ -1148,6 +1143,7 @@
       <w:r>
         <w:rPr>
           <w:rFonts w:ascii="Times New Roman" w:hAnsi="Times New Roman"/>
+          <w:b w:val="0"/>
           <w:sz w:val="24"/>
         </w:rPr>
         <w:t>Bloquear ações específicas por papel.</w:t>
@@ -1161,6 +1157,7 @@
       <w:r>
         <w:rPr>
           <w:rFonts w:ascii="Times New Roman" w:hAnsi="Times New Roman"/>
+          <w:b w:val="0"/>
           <w:sz w:val="24"/>
         </w:rPr>
         <w:t>Renovação ou expiração controlada de token.</w:t>
@@ -1168,7 +1165,7 @@
     </w:p>
     <w:p>
       <w:pPr>
-        <w:spacing w:before="240" w:after="120" w:line="360" w:lineRule="auto"/>
+        <w:pStyle w:val="Heading1"/>
         <w:jc w:val="left"/>
       </w:pPr>
       <w:r>
@@ -1177,7 +1174,7 @@
           <w:b/>
           <w:sz w:val="24"/>
         </w:rPr>
-        <w:t>4.5 QUALIDADE</w:t>
+        <w:t>9 QUALIDADE</w:t>
       </w:r>
     </w:p>
     <w:p>
@@ -1188,6 +1185,7 @@
       <w:r>
         <w:rPr>
           <w:rFonts w:ascii="Times New Roman" w:hAnsi="Times New Roman"/>
+          <w:b w:val="0"/>
           <w:sz w:val="24"/>
         </w:rPr>
         <w:t>Testes unitários nos services.</w:t>
@@ -1201,6 +1199,7 @@
       <w:r>
         <w:rPr>
           <w:rFonts w:ascii="Times New Roman" w:hAnsi="Times New Roman"/>
+          <w:b w:val="0"/>
           <w:sz w:val="24"/>
         </w:rPr>
         <w:t>Testes de controller.</w:t>
@@ -1214,6 +1213,7 @@
       <w:r>
         <w:rPr>
           <w:rFonts w:ascii="Times New Roman" w:hAnsi="Times New Roman"/>
+          <w:b w:val="0"/>
           <w:sz w:val="24"/>
         </w:rPr>
         <w:t>Testes de fluxo do frontend.</w:t>
@@ -1227,6 +1227,7 @@
       <w:r>
         <w:rPr>
           <w:rFonts w:ascii="Times New Roman" w:hAnsi="Times New Roman"/>
+          <w:b w:val="0"/>
           <w:sz w:val="24"/>
         </w:rPr>
         <w:t>Configuração de pipeline de CI.</w:t>
@@ -1234,7 +1235,7 @@
     </w:p>
     <w:p>
       <w:pPr>
-        <w:spacing w:before="240" w:after="120" w:line="360" w:lineRule="auto"/>
+        <w:pStyle w:val="Heading1"/>
         <w:jc w:val="left"/>
       </w:pPr>
       <w:r>
@@ -1243,7 +1244,7 @@
           <w:b/>
           <w:sz w:val="24"/>
         </w:rPr>
-        <w:t>4.6 DEPLOY</w:t>
+        <w:t>10 DEPLOY</w:t>
       </w:r>
     </w:p>
     <w:p>
@@ -1254,6 +1255,7 @@
       <w:r>
         <w:rPr>
           <w:rFonts w:ascii="Times New Roman" w:hAnsi="Times New Roman"/>
+          <w:b w:val="0"/>
           <w:sz w:val="24"/>
         </w:rPr>
         <w:t>Configuração de ambiente de produção.</w:t>
@@ -1267,6 +1269,7 @@
       <w:r>
         <w:rPr>
           <w:rFonts w:ascii="Times New Roman" w:hAnsi="Times New Roman"/>
+          <w:b w:val="0"/>
           <w:sz w:val="24"/>
         </w:rPr>
         <w:t>Banco PostgreSQL gerenciado.</w:t>
@@ -1280,6 +1283,7 @@
       <w:r>
         <w:rPr>
           <w:rFonts w:ascii="Times New Roman" w:hAnsi="Times New Roman"/>
+          <w:b w:val="0"/>
           <w:sz w:val="24"/>
         </w:rPr>
         <w:t>Variáveis de ambiente seguras.</w:t>
@@ -1293,6 +1297,7 @@
       <w:r>
         <w:rPr>
           <w:rFonts w:ascii="Times New Roman" w:hAnsi="Times New Roman"/>
+          <w:b w:val="0"/>
           <w:sz w:val="24"/>
         </w:rPr>
         <w:t>Hospedagem do frontend.</w:t>
@@ -1306,6 +1311,7 @@
       <w:r>
         <w:rPr>
           <w:rFonts w:ascii="Times New Roman" w:hAnsi="Times New Roman"/>
+          <w:b w:val="0"/>
           <w:sz w:val="24"/>
         </w:rPr>
         <w:t>Hospedagem do backend.</w:t>
@@ -1313,7 +1319,7 @@
     </w:p>
     <w:p>
       <w:pPr>
-        <w:spacing w:before="240" w:after="120" w:line="360" w:lineRule="auto"/>
+        <w:pStyle w:val="Heading1"/>
         <w:jc w:val="left"/>
       </w:pPr>
       <w:r>
@@ -1322,7 +1328,7 @@
           <w:b/>
           <w:sz w:val="24"/>
         </w:rPr>
-        <w:t>5. CRITÉRIOS PARA APRESENTAÇÃO ACADÊMICA</w:t>
+        <w:t>11 CRITÉRIOS PARA APRESENTAÇÃO ACADÊMICA</w:t>
       </w:r>
     </w:p>
     <w:p>
@@ -1334,6 +1340,7 @@
       <w:r>
         <w:rPr>
           <w:rFonts w:ascii="Times New Roman" w:hAnsi="Times New Roman"/>
+          <w:b w:val="0"/>
           <w:sz w:val="24"/>
         </w:rPr>
         <w:t>Para uma apresentação parcial, recomenda-se demonstrar:</w:t>
@@ -1347,6 +1354,7 @@
       <w:r>
         <w:rPr>
           <w:rFonts w:ascii="Times New Roman" w:hAnsi="Times New Roman"/>
+          <w:b w:val="0"/>
           <w:sz w:val="24"/>
         </w:rPr>
         <w:t>Login real.</w:t>
@@ -1360,6 +1368,7 @@
       <w:r>
         <w:rPr>
           <w:rFonts w:ascii="Times New Roman" w:hAnsi="Times New Roman"/>
+          <w:b w:val="0"/>
           <w:sz w:val="24"/>
         </w:rPr>
         <w:t>Proteção de rotas.</w:t>
@@ -1373,6 +1382,7 @@
       <w:r>
         <w:rPr>
           <w:rFonts w:ascii="Times New Roman" w:hAnsi="Times New Roman"/>
+          <w:b w:val="0"/>
           <w:sz w:val="24"/>
         </w:rPr>
         <w:t>Listagem de pacientes do banco.</w:t>
@@ -1386,6 +1396,7 @@
       <w:r>
         <w:rPr>
           <w:rFonts w:ascii="Times New Roman" w:hAnsi="Times New Roman"/>
+          <w:b w:val="0"/>
           <w:sz w:val="24"/>
         </w:rPr>
         <w:t>Cadastro de paciente.</w:t>
@@ -1399,6 +1410,7 @@
       <w:r>
         <w:rPr>
           <w:rFonts w:ascii="Times New Roman" w:hAnsi="Times New Roman"/>
+          <w:b w:val="0"/>
           <w:sz w:val="24"/>
         </w:rPr>
         <w:t>Edição de paciente.</w:t>
@@ -1412,6 +1424,7 @@
       <w:r>
         <w:rPr>
           <w:rFonts w:ascii="Times New Roman" w:hAnsi="Times New Roman"/>
+          <w:b w:val="0"/>
           <w:sz w:val="24"/>
         </w:rPr>
         <w:t>Validações de CPF e data de nascimento.</w:t>
@@ -1425,6 +1438,7 @@
       <w:r>
         <w:rPr>
           <w:rFonts w:ascii="Times New Roman" w:hAnsi="Times New Roman"/>
+          <w:b w:val="0"/>
           <w:sz w:val="24"/>
         </w:rPr>
         <w:t>Protótipo visual da agenda e chatbot.</w:t>
@@ -1438,6 +1452,7 @@
       <w:r>
         <w:rPr>
           <w:rFonts w:ascii="Times New Roman" w:hAnsi="Times New Roman"/>
+          <w:b w:val="0"/>
           <w:sz w:val="24"/>
         </w:rPr>
         <w:t>Explicação do roadmap de evolução.</w:t>
@@ -1445,7 +1460,7 @@
     </w:p>
     <w:p>
       <w:pPr>
-        <w:spacing w:before="240" w:after="120" w:line="360" w:lineRule="auto"/>
+        <w:pStyle w:val="Heading1"/>
         <w:jc w:val="left"/>
       </w:pPr>
       <w:r>
@@ -1454,7 +1469,7 @@
           <w:b/>
           <w:sz w:val="24"/>
         </w:rPr>
-        <w:t>6. RISCOS E MITIGAÇÃO</w:t>
+        <w:t>12 RISCOS E MITIGAÇÃO</w:t>
       </w:r>
     </w:p>
     <w:tbl>
@@ -1736,14 +1751,139 @@
       </w:tr>
     </w:tbl>
     <w:p/>
+    <w:p>
+      <w:r>
+        <w:br w:type="page"/>
+      </w:r>
+    </w:p>
+    <w:p>
+      <w:pPr>
+        <w:jc w:val="left"/>
+      </w:pPr>
+      <w:r>
+        <w:rPr>
+          <w:rFonts w:ascii="Times New Roman" w:hAnsi="Times New Roman"/>
+          <w:b/>
+          <w:sz w:val="24"/>
+        </w:rPr>
+        <w:t>REFERÊNCIAS</w:t>
+      </w:r>
+    </w:p>
+    <w:p/>
+    <w:p>
+      <w:pPr>
+        <w:spacing w:line="240" w:lineRule="auto" w:after="240"/>
+        <w:jc w:val="left"/>
+      </w:pPr>
+      <w:r>
+        <w:rPr>
+          <w:rFonts w:ascii="Times New Roman" w:hAnsi="Times New Roman"/>
+          <w:b w:val="0"/>
+          <w:sz w:val="24"/>
+        </w:rPr>
+        <w:t>ASSOCIAÇÃO BRASILEIRA DE NORMAS TÉCNICAS. NBR 14724: informação e documentação: trabalhos acadêmicos: apresentação. Rio de Janeiro: ABNT, 2011.</w:t>
+      </w:r>
+    </w:p>
+    <w:p>
+      <w:pPr>
+        <w:spacing w:line="240" w:lineRule="auto" w:after="240"/>
+        <w:jc w:val="left"/>
+      </w:pPr>
+      <w:r>
+        <w:rPr>
+          <w:rFonts w:ascii="Times New Roman" w:hAnsi="Times New Roman"/>
+          <w:b w:val="0"/>
+          <w:sz w:val="24"/>
+        </w:rPr>
+        <w:t>ASSOCIAÇÃO BRASILEIRA DE NORMAS TÉCNICAS. NBR 6023: informação e documentação: referências: elaboração. Rio de Janeiro: ABNT, 2018.</w:t>
+      </w:r>
+    </w:p>
+    <w:p>
+      <w:pPr>
+        <w:spacing w:line="240" w:lineRule="auto" w:after="240"/>
+        <w:jc w:val="left"/>
+      </w:pPr>
+      <w:r>
+        <w:rPr>
+          <w:rFonts w:ascii="Times New Roman" w:hAnsi="Times New Roman"/>
+          <w:b w:val="0"/>
+          <w:sz w:val="24"/>
+        </w:rPr>
+        <w:t>ORACLE. Java Platform, Standard Edition Documentation. Disponível em: https://docs.oracle.com/en/java/. Acesso em: 30 maio 2026.</w:t>
+      </w:r>
+    </w:p>
+    <w:p>
+      <w:pPr>
+        <w:spacing w:line="240" w:lineRule="auto" w:after="240"/>
+        <w:jc w:val="left"/>
+      </w:pPr>
+      <w:r>
+        <w:rPr>
+          <w:rFonts w:ascii="Times New Roman" w:hAnsi="Times New Roman"/>
+          <w:b w:val="0"/>
+          <w:sz w:val="24"/>
+        </w:rPr>
+        <w:t>POSTGRESQL GLOBAL DEVELOPMENT GROUP. PostgreSQL Documentation. Disponível em: https://www.postgresql.org/docs/. Acesso em: 30 maio 2026.</w:t>
+      </w:r>
+    </w:p>
+    <w:p>
+      <w:pPr>
+        <w:spacing w:line="240" w:lineRule="auto" w:after="240"/>
+        <w:jc w:val="left"/>
+      </w:pPr>
+      <w:r>
+        <w:rPr>
+          <w:rFonts w:ascii="Times New Roman" w:hAnsi="Times New Roman"/>
+          <w:b w:val="0"/>
+          <w:sz w:val="24"/>
+        </w:rPr>
+        <w:t>REACT. React Documentation. Disponível em: https://react.dev/. Acesso em: 30 maio 2026.</w:t>
+      </w:r>
+    </w:p>
+    <w:p>
+      <w:pPr>
+        <w:spacing w:line="240" w:lineRule="auto" w:after="240"/>
+        <w:jc w:val="left"/>
+      </w:pPr>
+      <w:r>
+        <w:rPr>
+          <w:rFonts w:ascii="Times New Roman" w:hAnsi="Times New Roman"/>
+          <w:b w:val="0"/>
+          <w:sz w:val="24"/>
+        </w:rPr>
+        <w:t>SPRING. Spring Boot Reference Documentation. Disponível em: https://docs.spring.io/spring-boot/. Acesso em: 30 maio 2026.</w:t>
+      </w:r>
+    </w:p>
     <w:sectPr>
       <w:pgSz w:w="12240" w:h="15840"/>
       <w:pgMar w:top="1701" w:right="1134" w:bottom="1134" w:left="1701" w:header="720" w:footer="720" w:gutter="0"/>
       <w:cols w:space="720"/>
       <w:docGrid w:linePitch="360"/>
+      <w:pgNumType w:start="1"/>
     </w:sectPr>
   </w:body>
 </w:document>
+</file>
+
+<file path=word/header1.xml><?xml version="1.0" encoding="utf-8"?>
+<w:hdr xmlns:m="http://schemas.openxmlformats.org/officeDocument/2006/math" xmlns:mc="http://schemas.openxmlformats.org/markup-compatibility/2006" xmlns:mo="http://schemas.microsoft.com/office/mac/office/2008/main" xmlns:mv="urn:schemas-microsoft-com:mac:vml" xmlns:o="urn:schemas-microsoft-com:office:office" xmlns:r="http://schemas.openxmlformats.org/officeDocument/2006/relationships" xmlns:v="urn:schemas-microsoft-com:vml" xmlns:w10="urn:schemas-microsoft-com:office:word" xmlns:w14="http://schemas.microsoft.com/office/word/2010/wordml" xmlns:w="http://schemas.openxmlformats.org/wordprocessingml/2006/main" xmlns:wne="http://schemas.microsoft.com/office/word/2006/wordml" xmlns:wp14="http://schemas.microsoft.com/office/word/2010/wordprocessingDrawing" xmlns:wp="http://schemas.openxmlformats.org/drawingml/2006/wordprocessingDrawing" xmlns:wpc="http://schemas.microsoft.com/office/word/2010/wordprocessingCanvas" xmlns:wpg="http://schemas.microsoft.com/office/word/2010/wordprocessingGroup" xmlns:wpi="http://schemas.microsoft.com/office/word/2010/wordprocessingInk" xmlns:wps="http://schemas.microsoft.com/office/word/2010/wordprocessingShape" mc:Ignorable="w14 wp14">
+  <w:p>
+    <w:pPr>
+      <w:pStyle w:val="Header"/>
+      <w:jc w:val="right"/>
+    </w:pPr>
+    <w:r>
+      <w:rPr>
+        <w:rFonts w:ascii="Times New Roman" w:hAnsi="Times New Roman"/>
+        <w:b w:val="0"/>
+        <w:sz w:val="24"/>
+      </w:rPr>
+      <w:fldChar w:fldCharType="begin"/>
+      <w:instrText xml:space="preserve">PAGE</w:instrText>
+      <w:fldChar w:fldCharType="end"/>
+    </w:r>
+  </w:p>
+</w:hdr>
 </file>
 
 <file path=word/numbering.xml><?xml version="1.0" encoding="utf-8"?>
